--- a/astro-site/public/dl/plan-catering-tematico-eventos/guia-especializacion-catering-tematico-multi-concepto.docx
+++ b/astro-site/public/dl/plan-catering-tematico-eventos/guia-especializacion-catering-tematico-multi-concepto.docx
@@ -147,7 +147,7 @@
         <w:spacing w:after="120"/>
       </w:pPr>
       <w:r>
-        <w:t>Inversión inicial moderada (5.500-8.500 €), branding básico, captación B2C focalizada en tu zona, consolidación operativa, primeras 30-50 reseñas Google.</w:t>
+        <w:t>La inversión inicial del plan financiero (furgoneta, estaciones, menaje y fondo de maniobra), branding básico, captación B2C focalizada en tu zona, consolidación operativa, primeras 30-50 reseñas Google.</w:t>
       </w:r>
     </w:p>
     <w:p>
@@ -184,7 +184,7 @@
         <w:spacing w:after="40"/>
       </w:pPr>
       <w:r>
-        <w:t>Identifica el concepto más demandado y busca un freelance especializado de confianza para añadirlo.</w:t>
+        <w:t>Identifica el concepto más demandado y busca un cocinero especialista de confianza para tu bolsa de fijos discontinuos para añadirlo.</w:t>
       </w:r>
     </w:p>
     <w:p>
@@ -372,7 +372,7 @@
         <w:spacing w:after="120"/>
       </w:pPr>
       <w:r>
-        <w:t>Según el research del mercado España 2026, los 5 conceptos con mejor relación demanda / complejidad / margen son:</w:t>
+        <w:t>Por demanda, complejidad de arranque y margen orientativo, estos 5 conceptos son los más recomendables para empezar:</w:t>
       </w:r>
     </w:p>
     <w:tbl>
@@ -456,7 +456,7 @@
                 <w:b/>
                 <w:color w:val="0A0908"/>
               </w:rPr>
-              <w:t>Margen</w:t>
+              <w:t>Margen bruto orientativo</w:t>
             </w:r>
           </w:p>
         </w:tc>
@@ -738,7 +738,7 @@
         <w:spacing w:after="120"/>
       </w:pPr>
       <w:r>
-        <w:t>El research detectó conceptos con demanda creciente y oferta escasa:</w:t>
+        <w:t>Conceptos con demanda creciente y poca oferta (criterio del autor):</w:t>
       </w:r>
     </w:p>
     <w:p>
@@ -803,7 +803,7 @@
         <w:spacing w:after="40"/>
       </w:pPr>
       <w:r>
-        <w:t>Subcontratar freelance que no conoces antes de un evento grande.</w:t>
+        <w:t>Llamar para un evento grande a un especialista con el que nunca has trabajado.</w:t>
       </w:r>
     </w:p>
     <w:p>
@@ -830,7 +830,7 @@
         <w:spacing w:after="40"/>
       </w:pPr>
       <w:r>
-        <w:t>No documentar SOPs por concepto — el equipo freelance no replica calidad.</w:t>
+        <w:t>No documentar SOPs por concepto — el equipo de eventos no replica la calidad.</w:t>
       </w:r>
     </w:p>
     <w:p>

--- a/astro-site/public/dl/plan-catering-tematico-eventos/guia-especializacion-catering-tematico-multi-concepto.docx
+++ b/astro-site/public/dl/plan-catering-tematico-eventos/guia-especializacion-catering-tematico-multi-concepto.docx
@@ -147,7 +147,7 @@
         <w:spacing w:after="120"/>
       </w:pPr>
       <w:r>
-        <w:t>La inversión inicial del plan financiero (furgoneta, estaciones, menaje y fondo de maniobra), branding básico, captación B2C focalizada en tu zona, consolidación operativa, primeras 30-50 reseñas Google.</w:t>
+        <w:t>La etapa 1 incluye la inversión inicial del plan financiero (furgoneta, estaciones, menaje y fondo de maniobra), una marca básica, captación de particulares en tu zona y las primeras 30-50 reseñas en Google.</w:t>
       </w:r>
     </w:p>
     <w:p>
@@ -1235,7 +1235,7 @@
       </w:r>
     </w:p>
     <w:sectPr>
-      <w:pgSz w:w="12240" w:h="15840"/>
+      <w:pgSz w:w="11906" w:h="16838"/>
       <w:pgMar w:top="1440" w:right="1800" w:bottom="1440" w:left="1800" w:header="720" w:footer="720" w:gutter="0"/>
       <w:cols w:space="720"/>
       <w:docGrid w:linePitch="360"/>
